--- a/data/ai_paras/AI_para_139.docx
+++ b/data/ai_paras/AI_para_139.docx
@@ -4,7 +4,7 @@
   <w:body>
     <w:p>
       <w:r>
-        <w:t>The development of a care plan for Sequoia Rain Song is essential in addressing her comprehensive health needs through a structured nursing approach. This plan aims to systematically evaluate her health conditions, including hypertension and high cholesterol, and identify potential barriers related to social determinants of health. By integrating an evidence-based methodology, the care plan will focus on enhancing Sequoia's health literacy and empowering her with actionable knowledge. This approach not only addresses immediate health concerns but also considers long-term outcomes by prioritizing interventions tailored to her lifestyle and socio-economic context. Through a holistic and patient-centered framework, the care plan seeks to improve Sequoia's quality of life and promote sustainable health behaviors.</w:t>
+        <w:t>To enhance Sequoia Rain Song's peripheral tissue perfusion, a comprehensive intervention plan focusing on physical and lifestyle modifications is essential. Engaging in regular leg exercises can significantly improve circulation, reducing the risk of ischemic events and promoting vascular health (Ref-u624638). Incorporating compression therapy can further aid in managing symptoms of diminished circulation by enhancing venous return and preventing edema. In addition to physical interventions, dietary adjustments aimed at reducing saturated fat intake can decrease cholesterol levels, thereby minimizing arterial plaque formation and supporting overall circulatory function (Ref-u624638). The anticipated outcomes of these interventions include improved blood flow, reduced symptoms of peripheral vascular insufficiency, and enhanced cardiovascular health, contributing to Sequoia's long-term well-being and quality of life.</w:t>
       </w:r>
     </w:p>
     <w:sectPr>
